--- a/profiles/Pair_03_questionnaire.docx
+++ b/profiles/Pair_03_questionnaire.docx
@@ -5,6 +5,7 @@
     <w:p>
       <w:pPr>
         <w:pStyle w:val="Heading1"/>
+        <w:spacing w:after="200"/>
       </w:pPr>
       <w:r>
         <w:t xml:space="preserve">Profile Pair Compatibility Questionnaire — Pair 3</w:t>
@@ -12,7 +13,7 @@
     </w:p>
     <w:p>
       <w:pPr>
-        <w:spacing w:after="300"/>
+        <w:spacing w:after="160"/>
       </w:pPr>
       <w:r>
         <w:t xml:space="preserve">You will be presented with a pair of dating profiles selected from an online dating site. Evaluate the pair independently and base your judgments only on the information provided in the profiles below. Rate the pair on four compatibility dimensions followed by an overall compatibility assessment.</w:t>
@@ -20,7 +21,7 @@
     </w:p>
     <w:p>
       <w:pPr>
-        <w:spacing w:after="100" w:before="200"/>
+        <w:spacing w:after="120" w:before="120"/>
       </w:pPr>
       <w:r>
         <w:rPr>
@@ -32,23 +33,23 @@
     </w:p>
     <w:p>
       <w:pPr>
-        <w:spacing w:after="150"/>
-      </w:pPr>
-      <w:r>
-        <w:t xml:space="preserve">I'm 30 and I sing gospel. I lead worship at a church on the south side, and the remainder of the week I do session work, weddings, and funerals. I have a degree in music performance. Five foot eight, average build, Black, and Christian. My faith is the center of my life, not a decoration attached to it.</w:t>
-      </w:r>
-    </w:p>
-    <w:p>
-      <w:pPr>
-        <w:spacing w:after="150"/>
-      </w:pPr>
-      <w:r>
-        <w:t xml:space="preserve">I show what I feel, on stage and off it. People describe me as warm and somewhat loud, and both of those are accurate. A hundred people expect me at the front of a room on Sunday morning, so I have learned not to be the sort of person who cancels. I say exactly what I mean and I usually get to it immediately.</w:t>
-      </w:r>
-    </w:p>
-    <w:p>
-      <w:pPr>
-        <w:spacing w:after="150"/>
+        <w:spacing w:after="160"/>
+      </w:pPr>
+      <w:r>
+        <w:t xml:space="preserve">I'm 30 and I sing gospel — worship leader at a church on the south side, with session work, weddings, and funerals filling the rest of the week. Degree in music performance. Five foot eight, average build, Black, Christian. Everything else on this page is arranged around the faith, not the other way around.</w:t>
+      </w:r>
+    </w:p>
+    <w:p>
+      <w:pPr>
+        <w:spacing w:after="160"/>
+      </w:pPr>
+      <w:r>
+        <w:t xml:space="preserve">I show what I feel, on stage and off it. People describe me as warm and somewhat loud, and both are accurate. A hundred people expect me at the front of a room on Sunday morning, so I have learned not to be the sort of person who cancels. When something needs saying, I say it, and usually right away.</w:t>
+      </w:r>
+    </w:p>
+    <w:p>
+      <w:pPr>
+        <w:spacing w:after="160"/>
       </w:pPr>
       <w:r>
         <w:t xml:space="preserve">Music occupies most of my week - rehearsal Tuesday and Thursday, service on Sunday, and I compose whenever I find the time. I dance constantly; nobody in the church I grew up in ever sat still. I have visited eleven countries and I intend to see considerably more. Singing and traveling are essentially the same activity to me.</w:t>
@@ -56,7 +57,7 @@
     </w:p>
     <w:p>
       <w:pPr>
-        <w:spacing w:after="150"/>
+        <w:spacing w:after="160"/>
       </w:pPr>
       <w:r>
         <w:t xml:space="preserve">I am building a traveling music ministry, and I intend to be on the road several months of every year. That is the shape of my life and it is not changing. Kind matters to me more than anything else on this page. If you sing, or enjoy the company of people who do, we would have plenty to talk about.</w:t>
@@ -64,7 +65,7 @@
     </w:p>
     <w:p>
       <w:pPr>
-        <w:spacing w:after="100" w:before="200"/>
+        <w:spacing w:after="120" w:before="120"/>
       </w:pPr>
       <w:r>
         <w:rPr>
@@ -76,15 +77,15 @@
     </w:p>
     <w:p>
       <w:pPr>
-        <w:spacing w:after="150"/>
-      </w:pPr>
-      <w:r>
-        <w:t xml:space="preserve">I'm 28 and I teach art at an elementary school. I have a fine arts degree and a teaching certificate. Five foot four, curvy, white, and Christian. My faith is not a background detail; it determines how I make decisions. I live with my younger brother, who has cerebral palsy, and I am his primary caregiver.</w:t>
-      </w:r>
-    </w:p>
-    <w:p>
-      <w:pPr>
-        <w:spacing w:after="150"/>
+        <w:spacing w:after="160"/>
+      </w:pPr>
+      <w:r>
+        <w:t xml:space="preserve">I'm 28 and I teach art at an elementary school — fine arts degree, teaching certificate. Five foot four, curvy, white. Christian, and every significant decision I make starts from there. I live with my younger brother, who has cerebral palsy; I am his primary caregiver.</w:t>
+      </w:r>
+    </w:p>
+    <w:p>
+      <w:pPr>
+        <w:spacing w:after="160"/>
       </w:pPr>
       <w:r>
         <w:t xml:space="preserve">I am patient, which the classroom requires and my brother requires considerably more of. I don't rattle. There are people who would be in genuine difficulty if I started letting things slide, so I don't let things slide. I am steadier than I am expressive, and I know that occasionally reads as coldness to somebody expecting more.</w:t>
@@ -92,7 +93,7 @@
     </w:p>
     <w:p>
       <w:pPr>
-        <w:spacing w:after="150"/>
+        <w:spacing w:after="160"/>
       </w:pPr>
       <w:r>
         <w:t xml:space="preserve">I direct the children's choir at church, and I take my Sunday School class seriously enough that I prepare it the way I prepare a school week. I sing hymns and contemporary worship music. I bake something for the class every Sunday. Most evenings I am at home with my brother.</w:t>
@@ -100,7 +101,7 @@
     </w:p>
     <w:p>
       <w:pPr>
-        <w:spacing w:after="150"/>
+        <w:spacing w:after="160"/>
       </w:pPr>
       <w:r>
         <w:t xml:space="preserve">Something you need to know before anything else: I cannot travel. My brother requires daily care and I am the person who provides it, and that situation will not change. Beyond that, sing with me rather than at me. And be kind to my brother, not only to me.</w:t>
@@ -109,19 +110,15 @@
     <w:p>
       <w:pPr>
         <w:pStyle w:val="Heading2"/>
-        <w:spacing w:after="150" w:before="300"/>
-      </w:pPr>
-      <w:r>
-        <w:rPr>
-          <w:b/>
-          <w:bCs/>
-        </w:rPr>
+        <w:spacing w:after="160" w:before="200"/>
+      </w:pPr>
+      <w:r>
         <w:t xml:space="preserve">Questions</w:t>
       </w:r>
     </w:p>
     <w:p>
       <w:pPr>
-        <w:spacing w:after="200"/>
+        <w:spacing w:after="160"/>
       </w:pPr>
       <w:r>
         <w:t xml:space="preserve">1. How realistic do these two dating profiles appear? (1 = Not at all realistic, 7 = Highly realistic)</w:t>
@@ -129,7 +126,7 @@
     </w:p>
     <w:p>
       <w:pPr>
-        <w:spacing w:after="200"/>
+        <w:spacing w:after="60"/>
       </w:pPr>
       <w:r>
         <w:t xml:space="preserve">2. Which of the following best describes how these profiles were constructed:</w:t>
@@ -137,39 +134,34 @@
     </w:p>
     <w:p>
       <w:pPr>
-        <w:spacing w:after="100"/>
-        <w:ind w:left="360"/>
-      </w:pPr>
-      <w:r>
-        <w:t xml:space="preserve">1. Written by LLMs without human input</w:t>
-      </w:r>
-    </w:p>
-    <w:p>
-      <w:pPr>
-        <w:spacing w:after="100"/>
-        <w:ind w:left="360"/>
-      </w:pPr>
-      <w:r>
-        <w:t xml:space="preserve">2. Written by Humans without LLM assistance</w:t>
-      </w:r>
-    </w:p>
-    <w:p>
-      <w:pPr>
-        <w:spacing w:after="100"/>
-        <w:ind w:left="360"/>
-      </w:pPr>
-      <w:r>
-        <w:t xml:space="preserve">3. Written through human-AI collaboration</w:t>
-      </w:r>
-    </w:p>
-    <w:p>
-      <w:pPr>
-        <w:spacing w:after="100"/>
-      </w:pPr>
-    </w:p>
-    <w:p>
-      <w:pPr>
-        <w:spacing w:after="200"/>
+        <w:spacing w:after="40"/>
+        <w:ind w:left="720"/>
+      </w:pPr>
+      <w:r>
+        <w:t xml:space="preserve">a. Written by LLMs without human input</w:t>
+      </w:r>
+    </w:p>
+    <w:p>
+      <w:pPr>
+        <w:spacing w:after="40"/>
+        <w:ind w:left="720"/>
+      </w:pPr>
+      <w:r>
+        <w:t xml:space="preserve">b. Written by Humans without LLM assistance</w:t>
+      </w:r>
+    </w:p>
+    <w:p>
+      <w:pPr>
+        <w:spacing w:after="160"/>
+        <w:ind w:left="720"/>
+      </w:pPr>
+      <w:r>
+        <w:t xml:space="preserve">c. Written through human-AI collaboration</w:t>
+      </w:r>
+    </w:p>
+    <w:p>
+      <w:pPr>
+        <w:spacing w:after="160"/>
       </w:pPr>
       <w:r>
         <w:t xml:space="preserve">3. On a scale of 0-100 (0 = No compatibility, 100 = Perfect compatibility), rate the compatibility of the pair based on their social and demographic characteristics such as age, ethnicity, religion, education, height, body type, and other relevant background characteristics.</w:t>
@@ -177,7 +169,7 @@
     </w:p>
     <w:p>
       <w:pPr>
-        <w:spacing w:after="200"/>
+        <w:spacing w:after="160"/>
       </w:pPr>
       <w:r>
         <w:t xml:space="preserve">4. How confident are you in your social and demographic rating? (0 = Not at all confident, 100 = Extremely confident)</w:t>
@@ -185,7 +177,7 @@
     </w:p>
     <w:p>
       <w:pPr>
-        <w:spacing w:after="200"/>
+        <w:spacing w:after="160"/>
       </w:pPr>
       <w:r>
         <w:t xml:space="preserve">5. On a scale of 0-100 (0 = No compatibility, 100 = Perfect compatibility), rate the compatibility of the pair based on their psychological characteristics, personality, and interpersonal style.</w:t>
@@ -193,7 +185,7 @@
     </w:p>
     <w:p>
       <w:pPr>
-        <w:spacing w:after="200"/>
+        <w:spacing w:after="160"/>
       </w:pPr>
       <w:r>
         <w:t xml:space="preserve">6. How confident are you in your psychological compatibility rating? (0 = Not at all confident, 100 = Extremely confident)?</w:t>
@@ -201,7 +193,7 @@
     </w:p>
     <w:p>
       <w:pPr>
-        <w:spacing w:after="200"/>
+        <w:spacing w:after="160"/>
       </w:pPr>
       <w:r>
         <w:t xml:space="preserve">7. On a scale of 0-100 (0 = No compatibility, 100 = Perfect compatibility), rate the compatibility of the pair based on their hobbies, lifestyles, activities, and interests.</w:t>
@@ -209,7 +201,7 @@
     </w:p>
     <w:p>
       <w:pPr>
-        <w:spacing w:after="200"/>
+        <w:spacing w:after="160"/>
       </w:pPr>
       <w:r>
         <w:t xml:space="preserve">8. How confident are you in your hobbies, lifestyle, and interests compatibility rating? (0 = Not at all confident, 100 = Extremely confident)?</w:t>
@@ -217,7 +209,7 @@
     </w:p>
     <w:p>
       <w:pPr>
-        <w:spacing w:after="200"/>
+        <w:spacing w:after="160"/>
       </w:pPr>
       <w:r>
         <w:t xml:space="preserve">9. On a scale of 0-100 (0 = No compatibility, 100 = Perfect compatibility), rate the compatibility of the pair based on their expectations from their partner or relationship.</w:t>
@@ -225,7 +217,7 @@
     </w:p>
     <w:p>
       <w:pPr>
-        <w:spacing w:after="200"/>
+        <w:spacing w:after="160"/>
       </w:pPr>
       <w:r>
         <w:t xml:space="preserve">10. How confident are you in your partner-expectation compatibility rating? (0 = Not at all confident, 100 = Extremely confident)</w:t>
@@ -233,7 +225,7 @@
     </w:p>
     <w:p>
       <w:pPr>
-        <w:spacing w:after="200"/>
+        <w:spacing w:after="160"/>
       </w:pPr>
       <w:r>
         <w:t xml:space="preserve">11. Considering the profiles as a whole, on a scale of 0-100 (0 = No compatibility, 100 = Perfect compatibility), rate the overall compatibility of the pair?</w:t>
@@ -241,7 +233,7 @@
     </w:p>
     <w:p>
       <w:pPr>
-        <w:spacing w:after="200"/>
+        <w:spacing w:after="160"/>
       </w:pPr>
       <w:r>
         <w:t xml:space="preserve">12. How confident are you in your overall compatibility rating? (0 = Not at all confident, 100 = Extremely confident)?</w:t>
@@ -249,7 +241,7 @@
     </w:p>
     <w:p>
       <w:pPr>
-        <w:spacing w:after="200"/>
+        <w:spacing w:after="160"/>
       </w:pPr>
       <w:r>
         <w:t xml:space="preserve">13. List the five most important factors that influenced your overall compatibility rating, ordered from most important to least important. For each factor, briefly indicate whether it increased or decreased compatibility.</w:t>
@@ -257,7 +249,7 @@
     </w:p>
     <w:p>
       <w:pPr>
-        <w:spacing w:before="200"/>
+        <w:spacing w:before="120"/>
       </w:pPr>
       <w:r>
         <w:rPr>

--- a/profiles/Pair_03_questionnaire.docx
+++ b/profiles/Pair_03_questionnaire.docx
@@ -16,7 +16,7 @@
         <w:spacing w:after="160"/>
       </w:pPr>
       <w:r>
-        <w:t xml:space="preserve">You will be presented with a pair of dating profiles selected from an online dating site. Evaluate the pair independently and base your judgments only on the information provided in the profiles below. Rate the pair on four compatibility dimensions followed by an overall compatibility assessment.</w:t>
+        <w:t xml:space="preserve">You will be presented with pairs of dating profiles selected from an online dating site. Evaluate each pair independently and base your judgments only on the information provided in the profiles. You will rate each pair on four compatibility dimensions followed by an overall compatibility assessment.</w:t>
       </w:r>
     </w:p>
     <w:p>
@@ -65,7 +65,7 @@
     </w:p>
     <w:p>
       <w:pPr>
-        <w:spacing w:after="120" w:before="120"/>
+        <w:spacing w:after="120" w:before="200"/>
       </w:pPr>
       <w:r>
         <w:rPr>
@@ -109,12 +109,8 @@
     </w:p>
     <w:p>
       <w:pPr>
-        <w:pStyle w:val="Heading2"/>
-        <w:spacing w:after="160" w:before="200"/>
-      </w:pPr>
-      <w:r>
-        <w:t xml:space="preserve">Questions</w:t>
-      </w:r>
+        <w:spacing w:after="80"/>
+      </w:pPr>
     </w:p>
     <w:p>
       <w:pPr>
@@ -126,7 +122,7 @@
     </w:p>
     <w:p>
       <w:pPr>
-        <w:spacing w:after="60"/>
+        <w:spacing w:after="80"/>
       </w:pPr>
       <w:r>
         <w:t xml:space="preserve">2. Which of the following best describes how these profiles were constructed:</w:t>
@@ -156,7 +152,7 @@
         <w:ind w:left="720"/>
       </w:pPr>
       <w:r>
-        <w:t xml:space="preserve">c. Written through human-AI collaboration</w:t>
+        <w:t xml:space="preserve">c. Written by human-AI collaboration</w:t>
       </w:r>
     </w:p>
     <w:p>
@@ -172,7 +168,7 @@
         <w:spacing w:after="160"/>
       </w:pPr>
       <w:r>
-        <w:t xml:space="preserve">4. How confident are you in your social and demographic rating? (0 = Not at all confident, 100 = Extremely confident)</w:t>
+        <w:t xml:space="preserve">4. How confident are you in your compatibility rating on social and demographic characteristics? (0 = Not at all confident, 100 = Extremely confident)</w:t>
       </w:r>
     </w:p>
     <w:p>
@@ -188,7 +184,7 @@
         <w:spacing w:after="160"/>
       </w:pPr>
       <w:r>
-        <w:t xml:space="preserve">6. How confident are you in your psychological compatibility rating? (0 = Not at all confident, 100 = Extremely confident)?</w:t>
+        <w:t xml:space="preserve">6. How confident are you in your compatibility rating of their psychological characteristics? (0 = Not at all confident, 100 = Extremely confident)?</w:t>
       </w:r>
     </w:p>
     <w:p>
@@ -204,7 +200,7 @@
         <w:spacing w:after="160"/>
       </w:pPr>
       <w:r>
-        <w:t xml:space="preserve">8. How confident are you in your hobbies, lifestyle, and interests compatibility rating? (0 = Not at all confident, 100 = Extremely confident)?</w:t>
+        <w:t xml:space="preserve">8. How confident are you in your compatibility rating of their hobbies, lifestyle, and interests? (0 = Not at all confident, 100 = Extremely confident)?</w:t>
       </w:r>
     </w:p>
     <w:p>
@@ -220,7 +216,7 @@
         <w:spacing w:after="160"/>
       </w:pPr>
       <w:r>
-        <w:t xml:space="preserve">10. How confident are you in your partner-expectation compatibility rating? (0 = Not at all confident, 100 = Extremely confident)</w:t>
+        <w:t xml:space="preserve">10. How confident are you in your compatibility rating of partner expectations? (0 = Not at all confident, 100 = Extremely confident)</w:t>
       </w:r>
     </w:p>
     <w:p>
@@ -241,22 +237,52 @@
     </w:p>
     <w:p>
       <w:pPr>
-        <w:spacing w:after="160"/>
-      </w:pPr>
-      <w:r>
-        <w:t xml:space="preserve">13. List the five most important factors that influenced your overall compatibility rating, ordered from most important to least important. For each factor, briefly indicate whether it increased or decreased compatibility.</w:t>
-      </w:r>
-    </w:p>
-    <w:p>
-      <w:pPr>
-        <w:spacing w:before="120"/>
-      </w:pPr>
-      <w:r>
-        <w:rPr>
-          <w:i/>
-          <w:iCs/>
-        </w:rPr>
-        <w:t xml:space="preserve">Please return your responses in numbered order and provide one numeric value for each scale item.</w:t>
+        <w:spacing w:after="80"/>
+      </w:pPr>
+      <w:r>
+        <w:t xml:space="preserve">13. List up to five distinct factors that most influenced your overall compatibility rating, ordered from most important to least important. If you have more than five distinct factors, create a sixth factor labeled “Other” to account for all the factors that did not fit into the first five.</w:t>
+      </w:r>
+    </w:p>
+    <w:p>
+      <w:pPr>
+        <w:spacing w:after="60"/>
+      </w:pPr>
+      <w:r>
+        <w:t xml:space="preserve">For each factor:</w:t>
+      </w:r>
+    </w:p>
+    <w:p>
+      <w:pPr>
+        <w:spacing w:after="40"/>
+        <w:ind w:left="720"/>
+      </w:pPr>
+      <w:r>
+        <w:t xml:space="preserve">(1) Briefly indicate whether it increased or decreased compatibility; and</w:t>
+      </w:r>
+    </w:p>
+    <w:p>
+      <w:pPr>
+        <w:spacing w:after="160"/>
+        <w:ind w:left="720"/>
+      </w:pPr>
+      <w:r>
+        <w:t xml:space="preserve">(2) Distribute 100 points over all factors you just listed relative to their importance toward your overall compatibility rating. Assign more points based on the importance of the factor. However, the total points assigned to all factors must add to 100.</w:t>
+      </w:r>
+    </w:p>
+    <w:p>
+      <w:pPr>
+        <w:spacing w:after="160"/>
+      </w:pPr>
+      <w:r>
+        <w:t xml:space="preserve">Please return a numeric value for Items 1 through 12.</w:t>
+      </w:r>
+    </w:p>
+    <w:p>
+      <w:pPr>
+        <w:spacing w:after="160"/>
+      </w:pPr>
+      <w:r>
+        <w:t xml:space="preserve">For Item 13, return an ordered list of distinct factors, indicating whether the factor increased or decreased compatibility. In addition, for each factor return a numeric value of relative importance.</w:t>
       </w:r>
     </w:p>
     <w:sectPr>

--- a/profiles/Pair_03_questionnaire.docx
+++ b/profiles/Pair_03_questionnaire.docx
@@ -8,7 +8,7 @@
         <w:spacing w:after="200"/>
       </w:pPr>
       <w:r>
-        <w:t xml:space="preserve">Profile Pair Compatibility Questionnaire — Pair 3</w:t>
+        <w:t xml:space="preserve">Profile Pair Compatibility Questionnaire: Pair 3</w:t>
       </w:r>
     </w:p>
     <w:p>
@@ -36,7 +36,7 @@
         <w:spacing w:after="160"/>
       </w:pPr>
       <w:r>
-        <w:t xml:space="preserve">I'm 30 and I sing gospel — worship leader at a church on the south side, with session work, weddings, and funerals filling the rest of the week. Degree in music performance. Five foot eight, average build, Black, Christian. Everything else on this page is arranged around the faith, not the other way around.</w:t>
+        <w:t xml:space="preserve">I'm 30 and I sing gospel, worship leader at a church on the south side, with session work, weddings, and funerals filling the rest of the week. Degree in music performance. Five foot eight, average build, Black, Christian. Everything else on this page is arranged around the faith, not the other way around.</w:t>
       </w:r>
     </w:p>
     <w:p>
@@ -80,7 +80,7 @@
         <w:spacing w:after="160"/>
       </w:pPr>
       <w:r>
-        <w:t xml:space="preserve">I'm 28 and I teach art at an elementary school — fine arts degree, teaching certificate. Five foot four, curvy, white. Christian, and every significant decision I make starts from there. I live with my younger brother, who has cerebral palsy; I am his primary caregiver.</w:t>
+        <w:t xml:space="preserve">I'm 28 and I teach art at an elementary school, fine arts degree, teaching certificate. Five foot four, curvy, white. Christian, and every significant decision I make starts from there. I live with my younger brother, who has cerebral palsy; I am his primary caregiver.</w:t>
       </w:r>
     </w:p>
     <w:p>

--- a/profiles/Pair_03_questionnaire.docx
+++ b/profiles/Pair_03_questionnaire.docx
@@ -5,23 +5,22 @@
     <w:p>
       <w:pPr>
         <w:pStyle w:val="Heading1"/>
-        <w:spacing w:after="200"/>
-      </w:pPr>
-      <w:r>
-        <w:t xml:space="preserve">Profile Pair Compatibility Questionnaire: Pair 3</w:t>
-      </w:r>
-    </w:p>
-    <w:p>
-      <w:pPr>
-        <w:spacing w:after="160"/>
-      </w:pPr>
-      <w:r>
-        <w:t xml:space="preserve">You will be presented with pairs of dating profiles selected from an online dating site. Evaluate each pair independently and base your judgments only on the information provided in the profiles. You will rate each pair on four compatibility dimensions followed by an overall compatibility assessment.</w:t>
-      </w:r>
-    </w:p>
-    <w:p>
-      <w:pPr>
-        <w:spacing w:after="120" w:before="120"/>
+      </w:pPr>
+      <w:r>
+        <w:t xml:space="preserve">Profile Pair Compatibility Questionnaire — Pair 3</w:t>
+      </w:r>
+    </w:p>
+    <w:p>
+      <w:pPr>
+        <w:spacing w:after="300"/>
+      </w:pPr>
+      <w:r>
+        <w:t xml:space="preserve">You will be presented with a pair of dating profiles selected from an online dating site. Evaluate the pair independently and base your judgments only on the information provided in the profiles below. Rate the pair on four compatibility dimensions followed by an overall compatibility assessment.</w:t>
+      </w:r>
+    </w:p>
+    <w:p>
+      <w:pPr>
+        <w:spacing w:after="100" w:before="200"/>
       </w:pPr>
       <w:r>
         <w:rPr>
@@ -33,23 +32,23 @@
     </w:p>
     <w:p>
       <w:pPr>
-        <w:spacing w:after="160"/>
-      </w:pPr>
-      <w:r>
-        <w:t xml:space="preserve">I'm 30 and I sing gospel, worship leader at a church on the south side, with session work, weddings, and funerals filling the rest of the week. Degree in music performance. Five foot eight, average build, Black, Christian. Everything else on this page is arranged around the faith, not the other way around.</w:t>
-      </w:r>
-    </w:p>
-    <w:p>
-      <w:pPr>
-        <w:spacing w:after="160"/>
-      </w:pPr>
-      <w:r>
-        <w:t xml:space="preserve">I show what I feel, on stage and off it. People describe me as warm and somewhat loud, and both are accurate. A hundred people expect me at the front of a room on Sunday morning, so I have learned not to be the sort of person who cancels. When something needs saying, I say it, and usually right away.</w:t>
-      </w:r>
-    </w:p>
-    <w:p>
-      <w:pPr>
-        <w:spacing w:after="160"/>
+        <w:spacing w:after="150"/>
+      </w:pPr>
+      <w:r>
+        <w:t xml:space="preserve">I'm 30 and I sing gospel. I lead worship at a church on the south side, and the remainder of the week I do session work, weddings, and funerals. I have a degree in music performance. Five foot eight, average build, Black, and Christian. My faith is the center of my life, not a decoration attached to it.</w:t>
+      </w:r>
+    </w:p>
+    <w:p>
+      <w:pPr>
+        <w:spacing w:after="150"/>
+      </w:pPr>
+      <w:r>
+        <w:t xml:space="preserve">I show what I feel, on stage and off it. People describe me as warm and somewhat loud, and both of those are accurate. A hundred people expect me at the front of a room on Sunday morning, so I have learned not to be the sort of person who cancels. I say exactly what I mean and I usually get to it immediately.</w:t>
+      </w:r>
+    </w:p>
+    <w:p>
+      <w:pPr>
+        <w:spacing w:after="150"/>
       </w:pPr>
       <w:r>
         <w:t xml:space="preserve">Music occupies most of my week - rehearsal Tuesday and Thursday, service on Sunday, and I compose whenever I find the time. I dance constantly; nobody in the church I grew up in ever sat still. I have visited eleven countries and I intend to see considerably more. Singing and traveling are essentially the same activity to me.</w:t>
@@ -57,7 +56,7 @@
     </w:p>
     <w:p>
       <w:pPr>
-        <w:spacing w:after="160"/>
+        <w:spacing w:after="150"/>
       </w:pPr>
       <w:r>
         <w:t xml:space="preserve">I am building a traveling music ministry, and I intend to be on the road several months of every year. That is the shape of my life and it is not changing. Kind matters to me more than anything else on this page. If you sing, or enjoy the company of people who do, we would have plenty to talk about.</w:t>
@@ -65,7 +64,7 @@
     </w:p>
     <w:p>
       <w:pPr>
-        <w:spacing w:after="120" w:before="200"/>
+        <w:spacing w:after="100" w:before="200"/>
       </w:pPr>
       <w:r>
         <w:rPr>
@@ -77,15 +76,15 @@
     </w:p>
     <w:p>
       <w:pPr>
-        <w:spacing w:after="160"/>
-      </w:pPr>
-      <w:r>
-        <w:t xml:space="preserve">I'm 28 and I teach art at an elementary school, fine arts degree, teaching certificate. Five foot four, curvy, white. Christian, and every significant decision I make starts from there. I live with my younger brother, who has cerebral palsy; I am his primary caregiver.</w:t>
-      </w:r>
-    </w:p>
-    <w:p>
-      <w:pPr>
-        <w:spacing w:after="160"/>
+        <w:spacing w:after="150"/>
+      </w:pPr>
+      <w:r>
+        <w:t xml:space="preserve">I'm 28 and I teach art at an elementary school. I have a fine arts degree and a teaching certificate. Five foot four, curvy, white, and Christian. My faith is not a background detail; it determines how I make decisions. I live with my younger brother, who has cerebral palsy, and I am his primary caregiver.</w:t>
+      </w:r>
+    </w:p>
+    <w:p>
+      <w:pPr>
+        <w:spacing w:after="150"/>
       </w:pPr>
       <w:r>
         <w:t xml:space="preserve">I am patient, which the classroom requires and my brother requires considerably more of. I don't rattle. There are people who would be in genuine difficulty if I started letting things slide, so I don't let things slide. I am steadier than I am expressive, and I know that occasionally reads as coldness to somebody expecting more.</w:t>
@@ -93,7 +92,7 @@
     </w:p>
     <w:p>
       <w:pPr>
-        <w:spacing w:after="160"/>
+        <w:spacing w:after="150"/>
       </w:pPr>
       <w:r>
         <w:t xml:space="preserve">I direct the children's choir at church, and I take my Sunday School class seriously enough that I prepare it the way I prepare a school week. I sing hymns and contemporary worship music. I bake something for the class every Sunday. Most evenings I am at home with my brother.</w:t>
@@ -101,7 +100,7 @@
     </w:p>
     <w:p>
       <w:pPr>
-        <w:spacing w:after="160"/>
+        <w:spacing w:after="150"/>
       </w:pPr>
       <w:r>
         <w:t xml:space="preserve">Something you need to know before anything else: I cannot travel. My brother requires daily care and I am the person who provides it, and that situation will not change. Beyond that, sing with me rather than at me. And be kind to my brother, not only to me.</w:t>
@@ -109,12 +108,20 @@
     </w:p>
     <w:p>
       <w:pPr>
-        <w:spacing w:after="80"/>
-      </w:pPr>
-    </w:p>
-    <w:p>
-      <w:pPr>
-        <w:spacing w:after="160"/>
+        <w:pStyle w:val="Heading2"/>
+        <w:spacing w:after="150" w:before="300"/>
+      </w:pPr>
+      <w:r>
+        <w:rPr>
+          <w:b/>
+          <w:bCs/>
+        </w:rPr>
+        <w:t xml:space="preserve">Questions</w:t>
+      </w:r>
+    </w:p>
+    <w:p>
+      <w:pPr>
+        <w:spacing w:after="200"/>
       </w:pPr>
       <w:r>
         <w:t xml:space="preserve">1. How realistic do these two dating profiles appear? (1 = Not at all realistic, 7 = Highly realistic)</w:t>
@@ -122,7 +129,7 @@
     </w:p>
     <w:p>
       <w:pPr>
-        <w:spacing w:after="80"/>
+        <w:spacing w:after="200"/>
       </w:pPr>
       <w:r>
         <w:t xml:space="preserve">2. Which of the following best describes how these profiles were constructed:</w:t>
@@ -130,34 +137,39 @@
     </w:p>
     <w:p>
       <w:pPr>
-        <w:spacing w:after="40"/>
-        <w:ind w:left="720"/>
-      </w:pPr>
-      <w:r>
-        <w:t xml:space="preserve">a. Written by LLMs without human input</w:t>
-      </w:r>
-    </w:p>
-    <w:p>
-      <w:pPr>
-        <w:spacing w:after="40"/>
-        <w:ind w:left="720"/>
-      </w:pPr>
-      <w:r>
-        <w:t xml:space="preserve">b. Written by Humans without LLM assistance</w:t>
-      </w:r>
-    </w:p>
-    <w:p>
-      <w:pPr>
-        <w:spacing w:after="160"/>
-        <w:ind w:left="720"/>
-      </w:pPr>
-      <w:r>
-        <w:t xml:space="preserve">c. Written by human-AI collaboration</w:t>
-      </w:r>
-    </w:p>
-    <w:p>
-      <w:pPr>
-        <w:spacing w:after="160"/>
+        <w:spacing w:after="100"/>
+        <w:ind w:left="360"/>
+      </w:pPr>
+      <w:r>
+        <w:t xml:space="preserve">1. Written by LLMs without human input</w:t>
+      </w:r>
+    </w:p>
+    <w:p>
+      <w:pPr>
+        <w:spacing w:after="100"/>
+        <w:ind w:left="360"/>
+      </w:pPr>
+      <w:r>
+        <w:t xml:space="preserve">2. Written by Humans without LLM assistance</w:t>
+      </w:r>
+    </w:p>
+    <w:p>
+      <w:pPr>
+        <w:spacing w:after="100"/>
+        <w:ind w:left="360"/>
+      </w:pPr>
+      <w:r>
+        <w:t xml:space="preserve">3. Written through human-AI collaboration</w:t>
+      </w:r>
+    </w:p>
+    <w:p>
+      <w:pPr>
+        <w:spacing w:after="100"/>
+      </w:pPr>
+    </w:p>
+    <w:p>
+      <w:pPr>
+        <w:spacing w:after="200"/>
       </w:pPr>
       <w:r>
         <w:t xml:space="preserve">3. On a scale of 0-100 (0 = No compatibility, 100 = Perfect compatibility), rate the compatibility of the pair based on their social and demographic characteristics such as age, ethnicity, religion, education, height, body type, and other relevant background characteristics.</w:t>
@@ -165,15 +177,15 @@
     </w:p>
     <w:p>
       <w:pPr>
-        <w:spacing w:after="160"/>
-      </w:pPr>
-      <w:r>
-        <w:t xml:space="preserve">4. How confident are you in your compatibility rating on social and demographic characteristics? (0 = Not at all confident, 100 = Extremely confident)</w:t>
-      </w:r>
-    </w:p>
-    <w:p>
-      <w:pPr>
-        <w:spacing w:after="160"/>
+        <w:spacing w:after="200"/>
+      </w:pPr>
+      <w:r>
+        <w:t xml:space="preserve">4. How confident are you in your social and demographic rating? (0 = Not at all confident, 100 = Extremely confident)</w:t>
+      </w:r>
+    </w:p>
+    <w:p>
+      <w:pPr>
+        <w:spacing w:after="200"/>
       </w:pPr>
       <w:r>
         <w:t xml:space="preserve">5. On a scale of 0-100 (0 = No compatibility, 100 = Perfect compatibility), rate the compatibility of the pair based on their psychological characteristics, personality, and interpersonal style.</w:t>
@@ -181,15 +193,15 @@
     </w:p>
     <w:p>
       <w:pPr>
-        <w:spacing w:after="160"/>
-      </w:pPr>
-      <w:r>
-        <w:t xml:space="preserve">6. How confident are you in your compatibility rating of their psychological characteristics? (0 = Not at all confident, 100 = Extremely confident)?</w:t>
-      </w:r>
-    </w:p>
-    <w:p>
-      <w:pPr>
-        <w:spacing w:after="160"/>
+        <w:spacing w:after="200"/>
+      </w:pPr>
+      <w:r>
+        <w:t xml:space="preserve">6. How confident are you in your psychological compatibility rating? (0 = Not at all confident, 100 = Extremely confident)?</w:t>
+      </w:r>
+    </w:p>
+    <w:p>
+      <w:pPr>
+        <w:spacing w:after="200"/>
       </w:pPr>
       <w:r>
         <w:t xml:space="preserve">7. On a scale of 0-100 (0 = No compatibility, 100 = Perfect compatibility), rate the compatibility of the pair based on their hobbies, lifestyles, activities, and interests.</w:t>
@@ -197,15 +209,15 @@
     </w:p>
     <w:p>
       <w:pPr>
-        <w:spacing w:after="160"/>
-      </w:pPr>
-      <w:r>
-        <w:t xml:space="preserve">8. How confident are you in your compatibility rating of their hobbies, lifestyle, and interests? (0 = Not at all confident, 100 = Extremely confident)?</w:t>
-      </w:r>
-    </w:p>
-    <w:p>
-      <w:pPr>
-        <w:spacing w:after="160"/>
+        <w:spacing w:after="200"/>
+      </w:pPr>
+      <w:r>
+        <w:t xml:space="preserve">8. How confident are you in your hobbies, lifestyle, and interests compatibility rating? (0 = Not at all confident, 100 = Extremely confident)?</w:t>
+      </w:r>
+    </w:p>
+    <w:p>
+      <w:pPr>
+        <w:spacing w:after="200"/>
       </w:pPr>
       <w:r>
         <w:t xml:space="preserve">9. On a scale of 0-100 (0 = No compatibility, 100 = Perfect compatibility), rate the compatibility of the pair based on their expectations from their partner or relationship.</w:t>
@@ -213,15 +225,15 @@
     </w:p>
     <w:p>
       <w:pPr>
-        <w:spacing w:after="160"/>
-      </w:pPr>
-      <w:r>
-        <w:t xml:space="preserve">10. How confident are you in your compatibility rating of partner expectations? (0 = Not at all confident, 100 = Extremely confident)</w:t>
-      </w:r>
-    </w:p>
-    <w:p>
-      <w:pPr>
-        <w:spacing w:after="160"/>
+        <w:spacing w:after="200"/>
+      </w:pPr>
+      <w:r>
+        <w:t xml:space="preserve">10. How confident are you in your partner-expectation compatibility rating? (0 = Not at all confident, 100 = Extremely confident)</w:t>
+      </w:r>
+    </w:p>
+    <w:p>
+      <w:pPr>
+        <w:spacing w:after="200"/>
       </w:pPr>
       <w:r>
         <w:t xml:space="preserve">11. Considering the profiles as a whole, on a scale of 0-100 (0 = No compatibility, 100 = Perfect compatibility), rate the overall compatibility of the pair?</w:t>
@@ -229,7 +241,7 @@
     </w:p>
     <w:p>
       <w:pPr>
-        <w:spacing w:after="160"/>
+        <w:spacing w:after="200"/>
       </w:pPr>
       <w:r>
         <w:t xml:space="preserve">12. How confident are you in your overall compatibility rating? (0 = Not at all confident, 100 = Extremely confident)?</w:t>
@@ -237,24 +249,23 @@
     </w:p>
     <w:p>
       <w:pPr>
-        <w:spacing w:after="80"/>
-      </w:pPr>
-      <w:r>
-        <w:t xml:space="preserve">13. List up to five distinct factors that most influenced your overall compatibility rating, ordered from most important to least important. If you have more than five distinct factors, create a sixth factor labeled “Other” to account for all the factors that did not fit into the first five.</w:t>
-      </w:r>
-    </w:p>
-    <w:p>
-      <w:pPr>
         <w:spacing w:after="60"/>
       </w:pPr>
       <w:r>
+        <w:t xml:space="preserve">13. List up to five distinct factors that most influenced your overall compatibility rating, ordered from most important to least important. If you have more than five distinct factors, create a sixth factor labeled "Other" to account for all the factors that did not fit into the first five.</w:t>
+      </w:r>
+    </w:p>
+    <w:p>
+      <w:pPr>
+        <w:spacing w:after="60"/>
+      </w:pPr>
+      <w:r>
         <w:t xml:space="preserve">For each factor:</w:t>
       </w:r>
     </w:p>
     <w:p>
       <w:pPr>
-        <w:spacing w:after="40"/>
-        <w:ind w:left="720"/>
+        <w:spacing w:after="60"/>
       </w:pPr>
       <w:r>
         <w:t xml:space="preserve">(1) Briefly indicate whether it increased or decreased compatibility; and</w:t>
@@ -262,8 +273,7 @@
     </w:p>
     <w:p>
       <w:pPr>
-        <w:spacing w:after="160"/>
-        <w:ind w:left="720"/>
+        <w:spacing w:after="200"/>
       </w:pPr>
       <w:r>
         <w:t xml:space="preserve">(2) Distribute 100 points over all factors you just listed relative to their importance toward your overall compatibility rating. Assign more points based on the importance of the factor. However, the total points assigned to all factors must add to 100.</w:t>
@@ -271,18 +281,14 @@
     </w:p>
     <w:p>
       <w:pPr>
-        <w:spacing w:after="160"/>
-      </w:pPr>
-      <w:r>
-        <w:t xml:space="preserve">Please return a numeric value for Items 1 through 12.</w:t>
-      </w:r>
-    </w:p>
-    <w:p>
-      <w:pPr>
-        <w:spacing w:after="160"/>
-      </w:pPr>
-      <w:r>
-        <w:t xml:space="preserve">For Item 13, return an ordered list of distinct factors, indicating whether the factor increased or decreased compatibility. In addition, for each factor return a numeric value of relative importance.</w:t>
+        <w:spacing w:before="200"/>
+      </w:pPr>
+      <w:r>
+        <w:rPr>
+          <w:i/>
+          <w:iCs/>
+        </w:rPr>
+        <w:t xml:space="preserve">Please return a numeric value for Items 1 through 12. For Item 13, return an ordered list of distinct factors, indicating whether the factor increased or decreased compatibility. In addition, for each factor return a numeric value of relative importance.</w:t>
       </w:r>
     </w:p>
     <w:sectPr>
